--- a/(M)TERMO DE INSTAURAÇÃO E DELIBERAÇÃO.docx
+++ b/(M)TERMO DE INSTAURAÇÃO E DELIBERAÇÃO.docx
@@ -103,23 +103,7 @@
           <w:szCs w:val="22"/>
           <w:shd w:fill="FFFF00" w:val="clear"/>
         </w:rPr>
-        <w:t>{{</w:t>
-      </w:r>
-      <w:r>
-        <w:rPr>
-          <w:sz w:val="22"/>
-          <w:szCs w:val="22"/>
-          <w:shd w:fill="FFFF00" w:val="clear"/>
-        </w:rPr>
-        <w:t>Protocolo</w:t>
-      </w:r>
-      <w:r>
-        <w:rPr>
-          <w:sz w:val="22"/>
-          <w:szCs w:val="22"/>
-          <w:shd w:fill="FFFF00" w:val="clear"/>
-        </w:rPr>
-        <w:t>}}</w:t>
+        <w:t xml:space="preserve">{{ Protocolo }} </w:t>
       </w:r>
     </w:p>
     <w:p>
@@ -171,87 +155,12 @@
       </w:r>
       <w:r>
         <w:rPr>
-          <w:sz w:val="22"/>
-          <w:szCs w:val="22"/>
+          <w:rFonts w:cs="Calibri"/>
+          <w:sz w:val="22"/>
           <w:shd w:fill="FFFF00" w:val="clear"/>
-        </w:rPr>
-        <w:t>{{</w:t>
-      </w:r>
-      <w:r>
-        <w:rPr>
-          <w:sz w:val="22"/>
-          <w:szCs w:val="22"/>
-          <w:shd w:fill="FFFF00" w:val="clear"/>
-        </w:rPr>
-        <w:t>Servidor</w:t>
-      </w:r>
-      <w:r>
-        <w:rPr>
-          <w:sz w:val="22"/>
-          <w:szCs w:val="22"/>
-          <w:shd w:fill="FFFF00" w:val="clear"/>
-        </w:rPr>
-        <w:t>}}</w:t>
-      </w:r>
-      <w:r>
-        <w:rPr>
-          <w:sz w:val="22"/>
-          <w:szCs w:val="22"/>
-        </w:rPr>
-        <w:t xml:space="preserve">, Matrícula nº </w:t>
-      </w:r>
-      <w:r>
-        <w:rPr>
-          <w:sz w:val="22"/>
-          <w:szCs w:val="22"/>
-          <w:shd w:fill="FFFF00" w:val="clear"/>
-        </w:rPr>
-        <w:t>{{Matrícula}}</w:t>
-      </w:r>
-      <w:r>
-        <w:rPr>
-          <w:sz w:val="22"/>
-          <w:szCs w:val="22"/>
-        </w:rPr>
-        <w:t xml:space="preserve">, </w:t>
-      </w:r>
-      <w:r>
-        <w:rPr>
-          <w:sz w:val="22"/>
-          <w:szCs w:val="22"/>
-        </w:rPr>
-        <w:t xml:space="preserve">cargo </w:t>
-      </w:r>
-      <w:r>
-        <w:rPr>
-          <w:sz w:val="22"/>
-          <w:szCs w:val="22"/>
-          <w:shd w:fill="FFFF00" w:val="clear"/>
-        </w:rPr>
-        <w:t>{{</w:t>
-      </w:r>
-      <w:r>
-        <w:rPr>
-          <w:sz w:val="22"/>
-          <w:szCs w:val="22"/>
-          <w:shd w:fill="FFFF00" w:val="clear"/>
-        </w:rPr>
-        <w:t>C</w:t>
-      </w:r>
-      <w:r>
-        <w:rPr>
-          <w:sz w:val="22"/>
-          <w:szCs w:val="22"/>
-          <w:shd w:fill="FFFF00" w:val="clear"/>
-        </w:rPr>
-        <w:t>argo}}</w:t>
-      </w:r>
-      <w:r>
-        <w:rPr>
-          <w:sz w:val="22"/>
-          <w:szCs w:val="22"/>
-        </w:rPr>
-        <w:t xml:space="preserve"> para análise e deliberação.</w:t>
+          <w:lang w:eastAsia="pt-BR"/>
+        </w:rPr>
+        <w:t>{{ Servidor }}</w:t>
       </w:r>
     </w:p>
     <w:p>
@@ -266,16 +175,46 @@
         <w:spacing w:lineRule="auto" w:line="240" w:before="0" w:after="0"/>
         <w:jc w:val="both"/>
         <w:rPr>
-          <w:rFonts w:ascii="Calibri" w:hAnsi="Calibri"/>
-          <w:sz w:val="22"/>
-          <w:szCs w:val="22"/>
-        </w:rPr>
-      </w:pPr>
-      <w:r>
-        <w:rPr>
-          <w:sz w:val="22"/>
-          <w:szCs w:val="22"/>
-        </w:rPr>
+          <w:sz w:val="22"/>
+          <w:szCs w:val="22"/>
+        </w:rPr>
+      </w:pPr>
+      <w:r>
+        <w:rPr>
+          <w:sz w:val="22"/>
+          <w:szCs w:val="22"/>
+        </w:rPr>
+        <w:t xml:space="preserve">, Matrícula nº </w:t>
+      </w:r>
+      <w:r>
+        <w:rPr>
+          <w:sz w:val="22"/>
+          <w:szCs w:val="22"/>
+          <w:shd w:fill="FFFF00" w:val="clear"/>
+        </w:rPr>
+        <w:t>{{Matrícula}}</w:t>
+      </w:r>
+      <w:r>
+        <w:rPr>
+          <w:sz w:val="22"/>
+          <w:szCs w:val="22"/>
+        </w:rPr>
+        <w:t xml:space="preserve">, cargo </w:t>
+      </w:r>
+      <w:r>
+        <w:rPr>
+          <w:sz w:val="22"/>
+          <w:szCs w:val="22"/>
+          <w:shd w:fill="FFFF00" w:val="clear"/>
+        </w:rPr>
+        <w:t>{{ Cargo }}</w:t>
+      </w:r>
+      <w:r>
+        <w:rPr>
+          <w:sz w:val="22"/>
+          <w:szCs w:val="22"/>
+        </w:rPr>
+        <w:t xml:space="preserve"> para análise e deliberação.</w:t>
       </w:r>
     </w:p>
     <w:p>
@@ -290,18 +229,16 @@
         <w:spacing w:lineRule="auto" w:line="240" w:before="0" w:after="0"/>
         <w:jc w:val="both"/>
         <w:rPr>
-          <w:sz w:val="22"/>
-          <w:szCs w:val="22"/>
-        </w:rPr>
-      </w:pPr>
-      <w:r>
-        <w:rPr>
-          <w:b/>
-          <w:bCs/>
-          <w:sz w:val="22"/>
-          <w:szCs w:val="22"/>
-        </w:rPr>
-        <w:t>I. DA INSTAURAÇÃO DO PROCESSO ADMINISTRATIVO DE READAPTAÇÃO FUNCIONAL</w:t>
+          <w:rFonts w:ascii="Calibri" w:hAnsi="Calibri"/>
+          <w:sz w:val="22"/>
+          <w:szCs w:val="22"/>
+        </w:rPr>
+      </w:pPr>
+      <w:r>
+        <w:rPr>
+          <w:sz w:val="22"/>
+          <w:szCs w:val="22"/>
+        </w:rPr>
       </w:r>
     </w:p>
     <w:p>
@@ -316,16 +253,18 @@
         <w:spacing w:lineRule="auto" w:line="240" w:before="0" w:after="0"/>
         <w:jc w:val="both"/>
         <w:rPr>
-          <w:rFonts w:ascii="Calibri" w:hAnsi="Calibri"/>
-          <w:sz w:val="22"/>
-          <w:szCs w:val="22"/>
-        </w:rPr>
-      </w:pPr>
-      <w:r>
-        <w:rPr>
-          <w:sz w:val="22"/>
-          <w:szCs w:val="22"/>
-        </w:rPr>
+          <w:sz w:val="22"/>
+          <w:szCs w:val="22"/>
+        </w:rPr>
+      </w:pPr>
+      <w:r>
+        <w:rPr>
+          <w:b/>
+          <w:bCs/>
+          <w:sz w:val="22"/>
+          <w:szCs w:val="22"/>
+        </w:rPr>
+        <w:t>I. DA INSTAURAÇÃO DO PROCESSO ADMINISTRATIVO DE READAPTAÇÃO FUNCIONAL</w:t>
       </w:r>
     </w:p>
     <w:p>
@@ -340,122 +279,13 @@
         <w:spacing w:lineRule="auto" w:line="240" w:before="0" w:after="0"/>
         <w:jc w:val="both"/>
         <w:rPr>
-          <w:sz w:val="22"/>
-          <w:szCs w:val="22"/>
-        </w:rPr>
-      </w:pPr>
-      <w:r>
-        <w:rPr>
-          <w:sz w:val="22"/>
-          <w:szCs w:val="22"/>
-        </w:rPr>
-        <w:tab/>
-        <w:t xml:space="preserve">Este Termo tem como objetivo primordial a instauração formal do processo administrativo visando à eventual readaptação funcional do servidor </w:t>
-      </w:r>
-      <w:r>
-        <w:rPr>
-          <w:sz w:val="22"/>
-          <w:szCs w:val="22"/>
-          <w:shd w:fill="FFFF00" w:val="clear"/>
-        </w:rPr>
-        <w:t>{{</w:t>
-      </w:r>
-      <w:r>
-        <w:rPr>
-          <w:sz w:val="22"/>
-          <w:szCs w:val="22"/>
-          <w:shd w:fill="FFFF00" w:val="clear"/>
-        </w:rPr>
-        <w:t>Servidor</w:t>
-      </w:r>
-      <w:r>
-        <w:rPr>
-          <w:sz w:val="22"/>
-          <w:szCs w:val="22"/>
-          <w:shd w:fill="FFFF00" w:val="clear"/>
-        </w:rPr>
-        <w:t>}}</w:t>
-      </w:r>
-      <w:r>
-        <w:rPr>
-          <w:sz w:val="22"/>
-          <w:szCs w:val="22"/>
-        </w:rPr>
-        <w:t>, em conformidade com as prerrogativas e competências atribuídas a esta CORREF. A instauração é motivada pela necessidade de análise da condição funcional do servidor, visando, se for o caso, a sua adequada recolocação ou adaptação às funções, considerando laudos e informações prévias encaminhadas.</w:t>
-      </w:r>
-    </w:p>
-    <w:p>
-      <w:pPr>
-        <w:pStyle w:val="Normal1"/>
-        <w:tabs>
-          <w:tab w:val="clear" w:pos="708"/>
-          <w:tab w:val="left" w:pos="1845" w:leader="none"/>
-          <w:tab w:val="center" w:pos="4252" w:leader="none"/>
-          <w:tab w:val="right" w:pos="8504" w:leader="none"/>
-        </w:tabs>
-        <w:spacing w:lineRule="auto" w:line="240" w:before="0" w:after="0"/>
-        <w:rPr>
-          <w:rFonts w:ascii="Calibri" w:hAnsi="Calibri"/>
-          <w:sz w:val="22"/>
-          <w:szCs w:val="22"/>
-        </w:rPr>
-      </w:pPr>
-      <w:r>
-        <w:rPr>
-          <w:sz w:val="22"/>
-          <w:szCs w:val="22"/>
-        </w:rPr>
-      </w:r>
-    </w:p>
-    <w:p>
-      <w:pPr>
-        <w:pStyle w:val="BodyText"/>
-        <w:tabs>
-          <w:tab w:val="clear" w:pos="708"/>
-          <w:tab w:val="left" w:pos="1845" w:leader="none"/>
-          <w:tab w:val="center" w:pos="4252" w:leader="none"/>
-          <w:tab w:val="right" w:pos="8504" w:leader="none"/>
-        </w:tabs>
-        <w:spacing w:lineRule="auto" w:line="240" w:before="0" w:after="0"/>
-        <w:rPr>
-          <w:sz w:val="22"/>
-          <w:szCs w:val="22"/>
-        </w:rPr>
-      </w:pPr>
-      <w:r>
-        <w:rPr>
-          <w:rFonts w:eastAsia="Calibri" w:cs="Calibri" w:eastAsiaTheme="minorHAnsi"/>
-          <w:b/>
-          <w:bCs/>
-          <w:sz w:val="22"/>
-          <w:szCs w:val="22"/>
-        </w:rPr>
-        <w:t>II. DAS DELIBERAÇÕES PRELIMINARES</w:t>
-      </w:r>
-    </w:p>
-    <w:p>
-      <w:pPr>
-        <w:pStyle w:val="BodyText"/>
-        <w:tabs>
-          <w:tab w:val="clear" w:pos="708"/>
-          <w:tab w:val="left" w:pos="1845" w:leader="none"/>
-          <w:tab w:val="center" w:pos="4252" w:leader="none"/>
-          <w:tab w:val="right" w:pos="8504" w:leader="none"/>
-        </w:tabs>
-        <w:spacing w:lineRule="auto" w:line="240" w:before="0" w:after="0"/>
-        <w:rPr>
-          <w:rFonts w:ascii="Calibri" w:hAnsi="Calibri" w:eastAsia="Calibri" w:cs="Calibri" w:asciiTheme="minorHAnsi" w:eastAsiaTheme="minorHAnsi" w:hAnsiTheme="minorHAnsi"/>
-          <w:b/>
-          <w:bCs/>
-          <w:sz w:val="22"/>
-          <w:szCs w:val="22"/>
-        </w:rPr>
-      </w:pPr>
-      <w:r>
-        <w:rPr>
-          <w:rFonts w:eastAsia="Calibri" w:cs="Calibri" w:eastAsiaTheme="minorHAnsi"/>
-          <w:b/>
-          <w:bCs/>
+          <w:rFonts w:ascii="Calibri" w:hAnsi="Calibri"/>
+          <w:sz w:val="22"/>
+          <w:szCs w:val="22"/>
+        </w:rPr>
+      </w:pPr>
+      <w:r>
+        <w:rPr>
           <w:sz w:val="22"/>
           <w:szCs w:val="22"/>
         </w:rPr>
@@ -483,7 +313,101 @@
           <w:szCs w:val="22"/>
         </w:rPr>
         <w:tab/>
-        <w:t>Após a análise inicial dos elementos apresentados, a Comissão deliberou preliminarmente os seguintes encaminhamentos, que se tornam atos obrigatórios para a continuidade do processo:</w:t>
+        <w:t xml:space="preserve">Este Termo tem como objetivo primordial a instauração formal do processo administrativo visando à eventual readaptação funcional do servidor </w:t>
+      </w:r>
+      <w:r>
+        <w:rPr>
+          <w:rFonts w:cs="Calibri"/>
+          <w:sz w:val="22"/>
+          <w:szCs w:val="22"/>
+          <w:shd w:fill="FFFF00" w:val="clear"/>
+          <w:lang w:eastAsia="pt-BR"/>
+        </w:rPr>
+        <w:t>{{ Servidor }}</w:t>
+      </w:r>
+      <w:r>
+        <w:rPr>
+          <w:sz w:val="22"/>
+          <w:szCs w:val="22"/>
+        </w:rPr>
+        <w:t>, em conformidade com as prerrogativas e competências atribuídas a esta CORREF. A instauração é motivada pela necessidade de análise da condição funcional do servidor, visando, se for o caso, a sua adequada recolocação ou adaptação às funções, considerando laudos e informações prévias encaminhadas.</w:t>
+      </w:r>
+    </w:p>
+    <w:p>
+      <w:pPr>
+        <w:pStyle w:val="Normal1"/>
+        <w:tabs>
+          <w:tab w:val="clear" w:pos="708"/>
+          <w:tab w:val="left" w:pos="1845" w:leader="none"/>
+          <w:tab w:val="center" w:pos="4252" w:leader="none"/>
+          <w:tab w:val="right" w:pos="8504" w:leader="none"/>
+        </w:tabs>
+        <w:spacing w:lineRule="auto" w:line="240" w:before="0" w:after="0"/>
+        <w:rPr>
+          <w:rFonts w:ascii="Calibri" w:hAnsi="Calibri"/>
+          <w:sz w:val="22"/>
+          <w:szCs w:val="22"/>
+        </w:rPr>
+      </w:pPr>
+      <w:r>
+        <w:rPr>
+          <w:sz w:val="22"/>
+          <w:szCs w:val="22"/>
+        </w:rPr>
+      </w:r>
+    </w:p>
+    <w:p>
+      <w:pPr>
+        <w:pStyle w:val="BodyText"/>
+        <w:tabs>
+          <w:tab w:val="clear" w:pos="708"/>
+          <w:tab w:val="left" w:pos="1845" w:leader="none"/>
+          <w:tab w:val="center" w:pos="4252" w:leader="none"/>
+          <w:tab w:val="right" w:pos="8504" w:leader="none"/>
+        </w:tabs>
+        <w:spacing w:lineRule="auto" w:line="240" w:before="0" w:after="0"/>
+        <w:rPr>
+          <w:sz w:val="22"/>
+          <w:szCs w:val="22"/>
+        </w:rPr>
+      </w:pPr>
+      <w:r>
+        <w:rPr>
+          <w:rFonts w:eastAsia="Calibri" w:cs="Calibri" w:eastAsiaTheme="minorHAnsi"/>
+          <w:b/>
+          <w:bCs/>
+          <w:sz w:val="22"/>
+          <w:szCs w:val="22"/>
+        </w:rPr>
+        <w:t>II. DAS DELIBERAÇÕES PRELIMINARES</w:t>
+      </w:r>
+    </w:p>
+    <w:p>
+      <w:pPr>
+        <w:pStyle w:val="BodyText"/>
+        <w:tabs>
+          <w:tab w:val="clear" w:pos="708"/>
+          <w:tab w:val="left" w:pos="1845" w:leader="none"/>
+          <w:tab w:val="center" w:pos="4252" w:leader="none"/>
+          <w:tab w:val="right" w:pos="8504" w:leader="none"/>
+        </w:tabs>
+        <w:spacing w:lineRule="auto" w:line="240" w:before="0" w:after="0"/>
+        <w:rPr>
+          <w:rFonts w:ascii="Calibri" w:hAnsi="Calibri" w:eastAsia="Calibri" w:cs="Calibri" w:asciiTheme="minorHAnsi" w:eastAsiaTheme="minorHAnsi" w:hAnsiTheme="minorHAnsi"/>
+          <w:b/>
+          <w:bCs/>
+          <w:sz w:val="22"/>
+          <w:szCs w:val="22"/>
+        </w:rPr>
+      </w:pPr>
+      <w:r>
+        <w:rPr>
+          <w:rFonts w:eastAsia="Calibri" w:cs="Calibri" w:eastAsiaTheme="minorHAnsi"/>
+          <w:b/>
+          <w:bCs/>
+          <w:sz w:val="22"/>
+          <w:szCs w:val="22"/>
+        </w:rPr>
       </w:r>
     </w:p>
     <w:p>
@@ -508,31 +432,42 @@
           <w:szCs w:val="22"/>
         </w:rPr>
         <w:tab/>
+        <w:t>Após a análise inicial dos elementos apresentados, a Comissão deliberou preliminarmente os seguintes encaminhamentos, que se tornam atos obrigatórios para a continuidade do processo:</w:t>
+      </w:r>
+    </w:p>
+    <w:p>
+      <w:pPr>
+        <w:pStyle w:val="Normal1"/>
+        <w:tabs>
+          <w:tab w:val="clear" w:pos="708"/>
+          <w:tab w:val="left" w:pos="1845" w:leader="none"/>
+          <w:tab w:val="center" w:pos="4252" w:leader="none"/>
+          <w:tab w:val="right" w:pos="8504" w:leader="none"/>
+        </w:tabs>
+        <w:spacing w:lineRule="auto" w:line="240" w:before="0" w:after="0"/>
+        <w:jc w:val="both"/>
+        <w:rPr>
+          <w:sz w:val="22"/>
+          <w:szCs w:val="22"/>
+        </w:rPr>
+      </w:pPr>
+      <w:r>
+        <w:rPr>
+          <w:sz w:val="22"/>
+          <w:szCs w:val="22"/>
+        </w:rPr>
+        <w:tab/>
         <w:t xml:space="preserve">Determina-se a autuação formal de todos os elementos documentais e informativos previamente encaminhados a esta Comissão, com a finalidade de instruir a abertura do respectivo processo administrativo. Inclui-se nesta autuação a organização dos documentos comprobatórios, relatórios, pareceres e quaisquer outras peças pertinentes que fundamentam a necessidade e a análise do pedido de readaptação funcional do servidor </w:t>
       </w:r>
       <w:r>
         <w:rPr>
+          <w:rFonts w:cs="Calibri"/>
           <w:sz w:val="22"/>
           <w:szCs w:val="22"/>
           <w:shd w:fill="FFFF00" w:val="clear"/>
-        </w:rPr>
-        <w:t>{{</w:t>
-      </w:r>
-      <w:r>
-        <w:rPr>
-          <w:sz w:val="22"/>
-          <w:szCs w:val="22"/>
-          <w:shd w:fill="FFFF00" w:val="clear"/>
-        </w:rPr>
-        <w:t>Servidor</w:t>
-      </w:r>
-      <w:r>
-        <w:rPr>
-          <w:sz w:val="22"/>
-          <w:szCs w:val="22"/>
-          <w:shd w:fill="FFFF00" w:val="clear"/>
-        </w:rPr>
-        <w:t>}}</w:t>
+          <w:lang w:eastAsia="pt-BR"/>
+        </w:rPr>
+        <w:t>{{ Servidor }}</w:t>
       </w:r>
       <w:r>
         <w:rPr>
@@ -1219,7 +1154,7 @@
                       <w:txbxContent>
                         <w:p>
                           <w:pPr>
-                            <w:pStyle w:val="Contedodoquadro"/>
+                            <w:pStyle w:val="Contedodoquadrouser"/>
                             <w:widowControl/>
                             <w:suppressAutoHyphens w:val="true"/>
                             <w:bidi w:val="0"/>
@@ -1240,7 +1175,7 @@
                         </w:p>
                         <w:p>
                           <w:pPr>
-                            <w:pStyle w:val="Contedodoquadro"/>
+                            <w:pStyle w:val="Contedodoquadrouser"/>
                             <w:widowControl/>
                             <w:suppressAutoHyphens w:val="true"/>
                             <w:bidi w:val="0"/>
@@ -1261,7 +1196,7 @@
                         </w:p>
                         <w:p>
                           <w:pPr>
-                            <w:pStyle w:val="Contedodoquadro"/>
+                            <w:pStyle w:val="Contedodoquadrouser"/>
                             <w:widowControl/>
                             <w:suppressAutoHyphens w:val="true"/>
                             <w:bidi w:val="0"/>
@@ -1281,7 +1216,7 @@
                         </w:p>
                         <w:p>
                           <w:pPr>
-                            <w:pStyle w:val="Contedodoquadro"/>
+                            <w:pStyle w:val="Contedodoquadrouser"/>
                             <w:widowControl/>
                             <w:suppressAutoHyphens w:val="true"/>
                             <w:bidi w:val="0"/>
@@ -1301,7 +1236,7 @@
                         </w:p>
                         <w:p>
                           <w:pPr>
-                            <w:pStyle w:val="Contedodoquadro"/>
+                            <w:pStyle w:val="Contedodoquadrouser"/>
                             <w:spacing w:lineRule="auto" w:line="240" w:before="0" w:after="0"/>
                             <w:jc w:val="both"/>
                             <w:rPr>
@@ -1318,7 +1253,7 @@
                         </w:p>
                         <w:p>
                           <w:pPr>
-                            <w:pStyle w:val="Contedodoquadro"/>
+                            <w:pStyle w:val="Contedodoquadrouser"/>
                             <w:spacing w:lineRule="auto" w:line="240" w:before="0" w:after="0"/>
                             <w:jc w:val="both"/>
                             <w:rPr>
@@ -1352,7 +1287,7 @@
                 <w:txbxContent>
                   <w:p>
                     <w:pPr>
-                      <w:pStyle w:val="Contedodoquadro"/>
+                      <w:pStyle w:val="Contedodoquadrouser"/>
                       <w:widowControl/>
                       <w:suppressAutoHyphens w:val="true"/>
                       <w:bidi w:val="0"/>
@@ -1373,7 +1308,7 @@
                   </w:p>
                   <w:p>
                     <w:pPr>
-                      <w:pStyle w:val="Contedodoquadro"/>
+                      <w:pStyle w:val="Contedodoquadrouser"/>
                       <w:widowControl/>
                       <w:suppressAutoHyphens w:val="true"/>
                       <w:bidi w:val="0"/>
@@ -1394,7 +1329,7 @@
                   </w:p>
                   <w:p>
                     <w:pPr>
-                      <w:pStyle w:val="Contedodoquadro"/>
+                      <w:pStyle w:val="Contedodoquadrouser"/>
                       <w:widowControl/>
                       <w:suppressAutoHyphens w:val="true"/>
                       <w:bidi w:val="0"/>
@@ -1414,7 +1349,7 @@
                   </w:p>
                   <w:p>
                     <w:pPr>
-                      <w:pStyle w:val="Contedodoquadro"/>
+                      <w:pStyle w:val="Contedodoquadrouser"/>
                       <w:widowControl/>
                       <w:suppressAutoHyphens w:val="true"/>
                       <w:bidi w:val="0"/>
@@ -1434,7 +1369,7 @@
                   </w:p>
                   <w:p>
                     <w:pPr>
-                      <w:pStyle w:val="Contedodoquadro"/>
+                      <w:pStyle w:val="Contedodoquadrouser"/>
                       <w:spacing w:lineRule="auto" w:line="240" w:before="0" w:after="0"/>
                       <w:jc w:val="both"/>
                       <w:rPr>
@@ -1451,7 +1386,7 @@
                   </w:p>
                   <w:p>
                     <w:pPr>
-                      <w:pStyle w:val="Contedodoquadro"/>
+                      <w:pStyle w:val="Contedodoquadrouser"/>
                       <w:spacing w:lineRule="auto" w:line="240" w:before="0" w:after="0"/>
                       <w:jc w:val="both"/>
                       <w:rPr>
@@ -1478,7 +1413,7 @@
             <wp:anchor distT="6985" distB="5715" distL="6985" distR="5715" simplePos="0" relativeHeight="5" behindDoc="1" locked="0" layoutInCell="1" allowOverlap="1" wp14:anchorId="300F772A">
               <wp:simplePos x="0" y="0"/>
               <wp:positionH relativeFrom="column">
-                <wp:posOffset>1092200</wp:posOffset>
+                <wp:posOffset>1091565</wp:posOffset>
               </wp:positionH>
               <wp:positionV relativeFrom="paragraph">
                 <wp:posOffset>-459105</wp:posOffset>
@@ -1531,7 +1466,7 @@
         </mc:Choice>
         <mc:Fallback>
           <w:pict>
-            <v:rect id="shape_0" fillcolor="#f79646" stroked="t" o:allowincell="f" style="position:absolute;margin-left:86pt;margin-top:-36.2pt;width:353.2pt;height:6.7pt;flip:y;mso-wrap-style:none;v-text-anchor:middle" wp14:anchorId="300F772A">
+            <v:rect id="shape_0" fillcolor="#f79646" stroked="t" o:allowincell="f" style="position:absolute;margin-left:85.95pt;margin-top:-36.2pt;width:353.2pt;height:6.7pt;flip:y;mso-wrap-style:none;v-text-anchor:middle" wp14:anchorId="300F772A">
               <v:fill o:detectmouseclick="t" type="solid" color2="#0869b9"/>
               <v:stroke color="#f79646" weight="12600" joinstyle="miter" endcap="flat"/>
               <v:shadow on="t" obscured="f" color="#fbd4b4"/>
@@ -1740,7 +1675,7 @@
                       <w:txbxContent>
                         <w:p>
                           <w:pPr>
-                            <w:pStyle w:val="Contedodoquadro"/>
+                            <w:pStyle w:val="Contedodoquadrouser"/>
                             <w:widowControl/>
                             <w:suppressAutoHyphens w:val="true"/>
                             <w:bidi w:val="0"/>
@@ -1761,7 +1696,7 @@
                         </w:p>
                         <w:p>
                           <w:pPr>
-                            <w:pStyle w:val="Contedodoquadro"/>
+                            <w:pStyle w:val="Contedodoquadrouser"/>
                             <w:widowControl/>
                             <w:suppressAutoHyphens w:val="true"/>
                             <w:bidi w:val="0"/>
@@ -1782,7 +1717,7 @@
                         </w:p>
                         <w:p>
                           <w:pPr>
-                            <w:pStyle w:val="Contedodoquadro"/>
+                            <w:pStyle w:val="Contedodoquadrouser"/>
                             <w:widowControl/>
                             <w:suppressAutoHyphens w:val="true"/>
                             <w:bidi w:val="0"/>
@@ -1802,7 +1737,7 @@
                         </w:p>
                         <w:p>
                           <w:pPr>
-                            <w:pStyle w:val="Contedodoquadro"/>
+                            <w:pStyle w:val="Contedodoquadrouser"/>
                             <w:widowControl/>
                             <w:suppressAutoHyphens w:val="true"/>
                             <w:bidi w:val="0"/>
@@ -1822,7 +1757,7 @@
                         </w:p>
                         <w:p>
                           <w:pPr>
-                            <w:pStyle w:val="Contedodoquadro"/>
+                            <w:pStyle w:val="Contedodoquadrouser"/>
                             <w:spacing w:lineRule="auto" w:line="240" w:before="0" w:after="0"/>
                             <w:jc w:val="both"/>
                             <w:rPr>
@@ -1839,7 +1774,7 @@
                         </w:p>
                         <w:p>
                           <w:pPr>
-                            <w:pStyle w:val="Contedodoquadro"/>
+                            <w:pStyle w:val="Contedodoquadrouser"/>
                             <w:spacing w:lineRule="auto" w:line="240" w:before="0" w:after="0"/>
                             <w:jc w:val="both"/>
                             <w:rPr>
@@ -1873,7 +1808,7 @@
                 <w:txbxContent>
                   <w:p>
                     <w:pPr>
-                      <w:pStyle w:val="Contedodoquadro"/>
+                      <w:pStyle w:val="Contedodoquadrouser"/>
                       <w:widowControl/>
                       <w:suppressAutoHyphens w:val="true"/>
                       <w:bidi w:val="0"/>
@@ -1894,7 +1829,7 @@
                   </w:p>
                   <w:p>
                     <w:pPr>
-                      <w:pStyle w:val="Contedodoquadro"/>
+                      <w:pStyle w:val="Contedodoquadrouser"/>
                       <w:widowControl/>
                       <w:suppressAutoHyphens w:val="true"/>
                       <w:bidi w:val="0"/>
@@ -1915,7 +1850,7 @@
                   </w:p>
                   <w:p>
                     <w:pPr>
-                      <w:pStyle w:val="Contedodoquadro"/>
+                      <w:pStyle w:val="Contedodoquadrouser"/>
                       <w:widowControl/>
                       <w:suppressAutoHyphens w:val="true"/>
                       <w:bidi w:val="0"/>
@@ -1935,7 +1870,7 @@
                   </w:p>
                   <w:p>
                     <w:pPr>
-                      <w:pStyle w:val="Contedodoquadro"/>
+                      <w:pStyle w:val="Contedodoquadrouser"/>
                       <w:widowControl/>
                       <w:suppressAutoHyphens w:val="true"/>
                       <w:bidi w:val="0"/>
@@ -1955,7 +1890,7 @@
                   </w:p>
                   <w:p>
                     <w:pPr>
-                      <w:pStyle w:val="Contedodoquadro"/>
+                      <w:pStyle w:val="Contedodoquadrouser"/>
                       <w:spacing w:lineRule="auto" w:line="240" w:before="0" w:after="0"/>
                       <w:jc w:val="both"/>
                       <w:rPr>
@@ -1972,7 +1907,7 @@
                   </w:p>
                   <w:p>
                     <w:pPr>
-                      <w:pStyle w:val="Contedodoquadro"/>
+                      <w:pStyle w:val="Contedodoquadrouser"/>
                       <w:spacing w:lineRule="auto" w:line="240" w:before="0" w:after="0"/>
                       <w:jc w:val="both"/>
                       <w:rPr>
@@ -1999,7 +1934,7 @@
             <wp:anchor distT="6985" distB="5715" distL="6985" distR="5715" simplePos="0" relativeHeight="5" behindDoc="1" locked="0" layoutInCell="1" allowOverlap="1" wp14:anchorId="300F772A">
               <wp:simplePos x="0" y="0"/>
               <wp:positionH relativeFrom="column">
-                <wp:posOffset>1092200</wp:posOffset>
+                <wp:posOffset>1091565</wp:posOffset>
               </wp:positionH>
               <wp:positionV relativeFrom="paragraph">
                 <wp:posOffset>-459105</wp:posOffset>
@@ -2052,7 +1987,7 @@
         </mc:Choice>
         <mc:Fallback>
           <w:pict>
-            <v:rect id="shape_0" fillcolor="#f79646" stroked="t" o:allowincell="f" style="position:absolute;margin-left:86pt;margin-top:-36.2pt;width:353.2pt;height:6.7pt;flip:y;mso-wrap-style:none;v-text-anchor:middle" wp14:anchorId="300F772A">
+            <v:rect id="shape_0" fillcolor="#f79646" stroked="t" o:allowincell="f" style="position:absolute;margin-left:85.95pt;margin-top:-36.2pt;width:353.2pt;height:6.7pt;flip:y;mso-wrap-style:none;v-text-anchor:middle" wp14:anchorId="300F772A">
               <v:fill o:detectmouseclick="t" type="solid" color2="#0869b9"/>
               <v:stroke color="#f79646" weight="12600" joinstyle="miter" endcap="flat"/>
               <v:shadow on="t" obscured="f" color="#fbd4b4"/>
@@ -2755,15 +2690,15 @@
       <w:rFonts w:cs="Arial"/>
     </w:rPr>
   </w:style>
-  <w:style w:type="paragraph" w:styleId="Cabealhoerodap">
-    <w:name w:val="Cabeçalho e rodapé"/>
+  <w:style w:type="paragraph" w:styleId="Cabealhoerodapuser">
+    <w:name w:val="Cabeçalho e rodapé (user)"/>
     <w:basedOn w:val="Normal"/>
     <w:qFormat/>
     <w:pPr/>
     <w:rPr/>
   </w:style>
-  <w:style w:type="paragraph" w:styleId="Cabealhoerodapuser">
-    <w:name w:val="Cabeçalho e rodapé (user)"/>
+  <w:style w:type="paragraph" w:styleId="Cabealhoerodap">
+    <w:name w:val="Cabeçalho e rodapé"/>
     <w:basedOn w:val="Normal"/>
     <w:qFormat/>
     <w:pPr/>
@@ -2833,15 +2768,15 @@
       <w:lang w:eastAsia="pt-BR"/>
     </w:rPr>
   </w:style>
-  <w:style w:type="paragraph" w:styleId="Contedodoquadro">
-    <w:name w:val="Conteúdo do quadro"/>
+  <w:style w:type="paragraph" w:styleId="Contedodoquadrouser">
+    <w:name w:val="Conteúdo do quadro (user)"/>
     <w:basedOn w:val="Normal"/>
     <w:qFormat/>
     <w:pPr/>
     <w:rPr/>
   </w:style>
-  <w:style w:type="paragraph" w:styleId="Contedodoquadrouser">
-    <w:name w:val="Conteúdo do quadro (user)"/>
+  <w:style w:type="paragraph" w:styleId="Contedodoquadro">
+    <w:name w:val="Conteúdo do quadro"/>
     <w:basedOn w:val="Normal"/>
     <w:qFormat/>
     <w:pPr/>
@@ -2886,8 +2821,8 @@
       <w:lang w:val="pt-BR" w:eastAsia="pt-BR" w:bidi="ar-SA"/>
     </w:rPr>
   </w:style>
-  <w:style w:type="numbering" w:styleId="Semlista" w:default="1">
-    <w:name w:val="Sem lista"/>
+  <w:style w:type="numbering" w:styleId="Semlistauser" w:default="1">
+    <w:name w:val="Sem lista (user)"/>
     <w:uiPriority w:val="99"/>
     <w:semiHidden/>
     <w:unhideWhenUsed/>

--- a/(M)TERMO DE INSTAURAÇÃO E DELIBERAÇÃO.docx
+++ b/(M)TERMO DE INSTAURAÇÃO E DELIBERAÇÃO.docx
@@ -155,12 +155,11 @@
       </w:r>
       <w:r>
         <w:rPr>
-          <w:rFonts w:cs="Calibri"/>
-          <w:sz w:val="22"/>
+          <w:sz w:val="22"/>
+          <w:szCs w:val="22"/>
           <w:shd w:fill="FFFF00" w:val="clear"/>
-          <w:lang w:eastAsia="pt-BR"/>
-        </w:rPr>
-        <w:t>{{ Servidor }}</w:t>
+        </w:rPr>
+        <w:t>{{Nome}}</w:t>
       </w:r>
     </w:p>
     <w:p>
@@ -192,7 +191,7 @@
           <w:szCs w:val="22"/>
           <w:shd w:fill="FFFF00" w:val="clear"/>
         </w:rPr>
-        <w:t>{{Matrícula}}</w:t>
+        <w:t>{{Matricula}}</w:t>
       </w:r>
       <w:r>
         <w:rPr>
@@ -207,7 +206,7 @@
           <w:szCs w:val="22"/>
           <w:shd w:fill="FFFF00" w:val="clear"/>
         </w:rPr>
-        <w:t>{{ Cargo }}</w:t>
+        <w:t>{{Cargo}}</w:t>
       </w:r>
       <w:r>
         <w:rPr>
@@ -323,7 +322,7 @@
           <w:shd w:fill="FFFF00" w:val="clear"/>
           <w:lang w:eastAsia="pt-BR"/>
         </w:rPr>
-        <w:t>{{ Servidor }}</w:t>
+        <w:t>{{Nome}}</w:t>
       </w:r>
       <w:r>
         <w:rPr>
@@ -467,7 +466,7 @@
           <w:shd w:fill="FFFF00" w:val="clear"/>
           <w:lang w:eastAsia="pt-BR"/>
         </w:rPr>
-        <w:t>{{ Servidor }}</w:t>
+        <w:t>{{Nome}}</w:t>
       </w:r>
       <w:r>
         <w:rPr>
@@ -1413,7 +1412,7 @@
             <wp:anchor distT="6985" distB="5715" distL="6985" distR="5715" simplePos="0" relativeHeight="5" behindDoc="1" locked="0" layoutInCell="1" allowOverlap="1" wp14:anchorId="300F772A">
               <wp:simplePos x="0" y="0"/>
               <wp:positionH relativeFrom="column">
-                <wp:posOffset>1091565</wp:posOffset>
+                <wp:posOffset>1090295</wp:posOffset>
               </wp:positionH>
               <wp:positionV relativeFrom="paragraph">
                 <wp:posOffset>-459105</wp:posOffset>
@@ -1466,7 +1465,7 @@
         </mc:Choice>
         <mc:Fallback>
           <w:pict>
-            <v:rect id="shape_0" fillcolor="#f79646" stroked="t" o:allowincell="f" style="position:absolute;margin-left:85.95pt;margin-top:-36.2pt;width:353.2pt;height:6.7pt;flip:y;mso-wrap-style:none;v-text-anchor:middle" wp14:anchorId="300F772A">
+            <v:rect id="shape_0" fillcolor="#f79646" stroked="t" o:allowincell="f" style="position:absolute;margin-left:85.85pt;margin-top:-36.2pt;width:353.2pt;height:6.7pt;flip:y;mso-wrap-style:none;v-text-anchor:middle" wp14:anchorId="300F772A">
               <v:fill o:detectmouseclick="t" type="solid" color2="#0869b9"/>
               <v:stroke color="#f79646" weight="12600" joinstyle="miter" endcap="flat"/>
               <v:shadow on="t" obscured="f" color="#fbd4b4"/>
@@ -1934,7 +1933,7 @@
             <wp:anchor distT="6985" distB="5715" distL="6985" distR="5715" simplePos="0" relativeHeight="5" behindDoc="1" locked="0" layoutInCell="1" allowOverlap="1" wp14:anchorId="300F772A">
               <wp:simplePos x="0" y="0"/>
               <wp:positionH relativeFrom="column">
-                <wp:posOffset>1091565</wp:posOffset>
+                <wp:posOffset>1090295</wp:posOffset>
               </wp:positionH>
               <wp:positionV relativeFrom="paragraph">
                 <wp:posOffset>-459105</wp:posOffset>
@@ -1987,7 +1986,7 @@
         </mc:Choice>
         <mc:Fallback>
           <w:pict>
-            <v:rect id="shape_0" fillcolor="#f79646" stroked="t" o:allowincell="f" style="position:absolute;margin-left:85.95pt;margin-top:-36.2pt;width:353.2pt;height:6.7pt;flip:y;mso-wrap-style:none;v-text-anchor:middle" wp14:anchorId="300F772A">
+            <v:rect id="shape_0" fillcolor="#f79646" stroked="t" o:allowincell="f" style="position:absolute;margin-left:85.85pt;margin-top:-36.2pt;width:353.2pt;height:6.7pt;flip:y;mso-wrap-style:none;v-text-anchor:middle" wp14:anchorId="300F772A">
               <v:fill o:detectmouseclick="t" type="solid" color2="#0869b9"/>
               <v:stroke color="#f79646" weight="12600" joinstyle="miter" endcap="flat"/>
               <v:shadow on="t" obscured="f" color="#fbd4b4"/>

--- a/(M)TERMO DE INSTAURAÇÃO E DELIBERAÇÃO.docx
+++ b/(M)TERMO DE INSTAURAÇÃO E DELIBERAÇÃO.docx
@@ -161,23 +161,6 @@
         </w:rPr>
         <w:t>{{Nome}}</w:t>
       </w:r>
-    </w:p>
-    <w:p>
-      <w:pPr>
-        <w:pStyle w:val="Normal1"/>
-        <w:tabs>
-          <w:tab w:val="clear" w:pos="708"/>
-          <w:tab w:val="left" w:pos="1845" w:leader="none"/>
-          <w:tab w:val="center" w:pos="4252" w:leader="none"/>
-          <w:tab w:val="right" w:pos="8504" w:leader="none"/>
-        </w:tabs>
-        <w:spacing w:lineRule="auto" w:line="240" w:before="0" w:after="0"/>
-        <w:jc w:val="both"/>
-        <w:rPr>
-          <w:sz w:val="22"/>
-          <w:szCs w:val="22"/>
-        </w:rPr>
-      </w:pPr>
       <w:r>
         <w:rPr>
           <w:sz w:val="22"/>
@@ -1153,7 +1136,7 @@
                       <w:txbxContent>
                         <w:p>
                           <w:pPr>
-                            <w:pStyle w:val="Contedodoquadrouser"/>
+                            <w:pStyle w:val="Contedodoquadro"/>
                             <w:widowControl/>
                             <w:suppressAutoHyphens w:val="true"/>
                             <w:bidi w:val="0"/>
@@ -1174,7 +1157,7 @@
                         </w:p>
                         <w:p>
                           <w:pPr>
-                            <w:pStyle w:val="Contedodoquadrouser"/>
+                            <w:pStyle w:val="Contedodoquadro"/>
                             <w:widowControl/>
                             <w:suppressAutoHyphens w:val="true"/>
                             <w:bidi w:val="0"/>
@@ -1195,7 +1178,7 @@
                         </w:p>
                         <w:p>
                           <w:pPr>
-                            <w:pStyle w:val="Contedodoquadrouser"/>
+                            <w:pStyle w:val="Contedodoquadro"/>
                             <w:widowControl/>
                             <w:suppressAutoHyphens w:val="true"/>
                             <w:bidi w:val="0"/>
@@ -1215,7 +1198,7 @@
                         </w:p>
                         <w:p>
                           <w:pPr>
-                            <w:pStyle w:val="Contedodoquadrouser"/>
+                            <w:pStyle w:val="Contedodoquadro"/>
                             <w:widowControl/>
                             <w:suppressAutoHyphens w:val="true"/>
                             <w:bidi w:val="0"/>
@@ -1235,7 +1218,7 @@
                         </w:p>
                         <w:p>
                           <w:pPr>
-                            <w:pStyle w:val="Contedodoquadrouser"/>
+                            <w:pStyle w:val="Contedodoquadro"/>
                             <w:spacing w:lineRule="auto" w:line="240" w:before="0" w:after="0"/>
                             <w:jc w:val="both"/>
                             <w:rPr>
@@ -1252,7 +1235,7 @@
                         </w:p>
                         <w:p>
                           <w:pPr>
-                            <w:pStyle w:val="Contedodoquadrouser"/>
+                            <w:pStyle w:val="Contedodoquadro"/>
                             <w:spacing w:lineRule="auto" w:line="240" w:before="0" w:after="0"/>
                             <w:jc w:val="both"/>
                             <w:rPr>
@@ -1286,7 +1269,7 @@
                 <w:txbxContent>
                   <w:p>
                     <w:pPr>
-                      <w:pStyle w:val="Contedodoquadrouser"/>
+                      <w:pStyle w:val="Contedodoquadro"/>
                       <w:widowControl/>
                       <w:suppressAutoHyphens w:val="true"/>
                       <w:bidi w:val="0"/>
@@ -1307,7 +1290,7 @@
                   </w:p>
                   <w:p>
                     <w:pPr>
-                      <w:pStyle w:val="Contedodoquadrouser"/>
+                      <w:pStyle w:val="Contedodoquadro"/>
                       <w:widowControl/>
                       <w:suppressAutoHyphens w:val="true"/>
                       <w:bidi w:val="0"/>
@@ -1328,7 +1311,7 @@
                   </w:p>
                   <w:p>
                     <w:pPr>
-                      <w:pStyle w:val="Contedodoquadrouser"/>
+                      <w:pStyle w:val="Contedodoquadro"/>
                       <w:widowControl/>
                       <w:suppressAutoHyphens w:val="true"/>
                       <w:bidi w:val="0"/>
@@ -1348,7 +1331,7 @@
                   </w:p>
                   <w:p>
                     <w:pPr>
-                      <w:pStyle w:val="Contedodoquadrouser"/>
+                      <w:pStyle w:val="Contedodoquadro"/>
                       <w:widowControl/>
                       <w:suppressAutoHyphens w:val="true"/>
                       <w:bidi w:val="0"/>
@@ -1368,7 +1351,7 @@
                   </w:p>
                   <w:p>
                     <w:pPr>
-                      <w:pStyle w:val="Contedodoquadrouser"/>
+                      <w:pStyle w:val="Contedodoquadro"/>
                       <w:spacing w:lineRule="auto" w:line="240" w:before="0" w:after="0"/>
                       <w:jc w:val="both"/>
                       <w:rPr>
@@ -1385,7 +1368,7 @@
                   </w:p>
                   <w:p>
                     <w:pPr>
-                      <w:pStyle w:val="Contedodoquadrouser"/>
+                      <w:pStyle w:val="Contedodoquadro"/>
                       <w:spacing w:lineRule="auto" w:line="240" w:before="0" w:after="0"/>
                       <w:jc w:val="both"/>
                       <w:rPr>
@@ -1412,7 +1395,7 @@
             <wp:anchor distT="6985" distB="5715" distL="6985" distR="5715" simplePos="0" relativeHeight="5" behindDoc="1" locked="0" layoutInCell="1" allowOverlap="1" wp14:anchorId="300F772A">
               <wp:simplePos x="0" y="0"/>
               <wp:positionH relativeFrom="column">
-                <wp:posOffset>1090295</wp:posOffset>
+                <wp:posOffset>1089660</wp:posOffset>
               </wp:positionH>
               <wp:positionV relativeFrom="paragraph">
                 <wp:posOffset>-459105</wp:posOffset>
@@ -1465,7 +1448,7 @@
         </mc:Choice>
         <mc:Fallback>
           <w:pict>
-            <v:rect id="shape_0" fillcolor="#f79646" stroked="t" o:allowincell="f" style="position:absolute;margin-left:85.85pt;margin-top:-36.2pt;width:353.2pt;height:6.7pt;flip:y;mso-wrap-style:none;v-text-anchor:middle" wp14:anchorId="300F772A">
+            <v:rect id="shape_0" fillcolor="#f79646" stroked="t" o:allowincell="f" style="position:absolute;margin-left:85.8pt;margin-top:-36.2pt;width:353.2pt;height:6.7pt;flip:y;mso-wrap-style:none;v-text-anchor:middle" wp14:anchorId="300F772A">
               <v:fill o:detectmouseclick="t" type="solid" color2="#0869b9"/>
               <v:stroke color="#f79646" weight="12600" joinstyle="miter" endcap="flat"/>
               <v:shadow on="t" obscured="f" color="#fbd4b4"/>
@@ -1674,7 +1657,7 @@
                       <w:txbxContent>
                         <w:p>
                           <w:pPr>
-                            <w:pStyle w:val="Contedodoquadrouser"/>
+                            <w:pStyle w:val="Contedodoquadro"/>
                             <w:widowControl/>
                             <w:suppressAutoHyphens w:val="true"/>
                             <w:bidi w:val="0"/>
@@ -1695,7 +1678,7 @@
                         </w:p>
                         <w:p>
                           <w:pPr>
-                            <w:pStyle w:val="Contedodoquadrouser"/>
+                            <w:pStyle w:val="Contedodoquadro"/>
                             <w:widowControl/>
                             <w:suppressAutoHyphens w:val="true"/>
                             <w:bidi w:val="0"/>
@@ -1716,7 +1699,7 @@
                         </w:p>
                         <w:p>
                           <w:pPr>
-                            <w:pStyle w:val="Contedodoquadrouser"/>
+                            <w:pStyle w:val="Contedodoquadro"/>
                             <w:widowControl/>
                             <w:suppressAutoHyphens w:val="true"/>
                             <w:bidi w:val="0"/>
@@ -1736,7 +1719,7 @@
                         </w:p>
                         <w:p>
                           <w:pPr>
-                            <w:pStyle w:val="Contedodoquadrouser"/>
+                            <w:pStyle w:val="Contedodoquadro"/>
                             <w:widowControl/>
                             <w:suppressAutoHyphens w:val="true"/>
                             <w:bidi w:val="0"/>
@@ -1756,7 +1739,7 @@
                         </w:p>
                         <w:p>
                           <w:pPr>
-                            <w:pStyle w:val="Contedodoquadrouser"/>
+                            <w:pStyle w:val="Contedodoquadro"/>
                             <w:spacing w:lineRule="auto" w:line="240" w:before="0" w:after="0"/>
                             <w:jc w:val="both"/>
                             <w:rPr>
@@ -1773,7 +1756,7 @@
                         </w:p>
                         <w:p>
                           <w:pPr>
-                            <w:pStyle w:val="Contedodoquadrouser"/>
+                            <w:pStyle w:val="Contedodoquadro"/>
                             <w:spacing w:lineRule="auto" w:line="240" w:before="0" w:after="0"/>
                             <w:jc w:val="both"/>
                             <w:rPr>
@@ -1807,7 +1790,7 @@
                 <w:txbxContent>
                   <w:p>
                     <w:pPr>
-                      <w:pStyle w:val="Contedodoquadrouser"/>
+                      <w:pStyle w:val="Contedodoquadro"/>
                       <w:widowControl/>
                       <w:suppressAutoHyphens w:val="true"/>
                       <w:bidi w:val="0"/>
@@ -1828,7 +1811,7 @@
                   </w:p>
                   <w:p>
                     <w:pPr>
-                      <w:pStyle w:val="Contedodoquadrouser"/>
+                      <w:pStyle w:val="Contedodoquadro"/>
                       <w:widowControl/>
                       <w:suppressAutoHyphens w:val="true"/>
                       <w:bidi w:val="0"/>
@@ -1849,7 +1832,7 @@
                   </w:p>
                   <w:p>
                     <w:pPr>
-                      <w:pStyle w:val="Contedodoquadrouser"/>
+                      <w:pStyle w:val="Contedodoquadro"/>
                       <w:widowControl/>
                       <w:suppressAutoHyphens w:val="true"/>
                       <w:bidi w:val="0"/>
@@ -1869,7 +1852,7 @@
                   </w:p>
                   <w:p>
                     <w:pPr>
-                      <w:pStyle w:val="Contedodoquadrouser"/>
+                      <w:pStyle w:val="Contedodoquadro"/>
                       <w:widowControl/>
                       <w:suppressAutoHyphens w:val="true"/>
                       <w:bidi w:val="0"/>
@@ -1889,7 +1872,7 @@
                   </w:p>
                   <w:p>
                     <w:pPr>
-                      <w:pStyle w:val="Contedodoquadrouser"/>
+                      <w:pStyle w:val="Contedodoquadro"/>
                       <w:spacing w:lineRule="auto" w:line="240" w:before="0" w:after="0"/>
                       <w:jc w:val="both"/>
                       <w:rPr>
@@ -1906,7 +1889,7 @@
                   </w:p>
                   <w:p>
                     <w:pPr>
-                      <w:pStyle w:val="Contedodoquadrouser"/>
+                      <w:pStyle w:val="Contedodoquadro"/>
                       <w:spacing w:lineRule="auto" w:line="240" w:before="0" w:after="0"/>
                       <w:jc w:val="both"/>
                       <w:rPr>
@@ -1933,7 +1916,7 @@
             <wp:anchor distT="6985" distB="5715" distL="6985" distR="5715" simplePos="0" relativeHeight="5" behindDoc="1" locked="0" layoutInCell="1" allowOverlap="1" wp14:anchorId="300F772A">
               <wp:simplePos x="0" y="0"/>
               <wp:positionH relativeFrom="column">
-                <wp:posOffset>1090295</wp:posOffset>
+                <wp:posOffset>1089660</wp:posOffset>
               </wp:positionH>
               <wp:positionV relativeFrom="paragraph">
                 <wp:posOffset>-459105</wp:posOffset>
@@ -1986,7 +1969,7 @@
         </mc:Choice>
         <mc:Fallback>
           <w:pict>
-            <v:rect id="shape_0" fillcolor="#f79646" stroked="t" o:allowincell="f" style="position:absolute;margin-left:85.85pt;margin-top:-36.2pt;width:353.2pt;height:6.7pt;flip:y;mso-wrap-style:none;v-text-anchor:middle" wp14:anchorId="300F772A">
+            <v:rect id="shape_0" fillcolor="#f79646" stroked="t" o:allowincell="f" style="position:absolute;margin-left:85.8pt;margin-top:-36.2pt;width:353.2pt;height:6.7pt;flip:y;mso-wrap-style:none;v-text-anchor:middle" wp14:anchorId="300F772A">
               <v:fill o:detectmouseclick="t" type="solid" color2="#0869b9"/>
               <v:stroke color="#f79646" weight="12600" joinstyle="miter" endcap="flat"/>
               <v:shadow on="t" obscured="f" color="#fbd4b4"/>
@@ -2689,15 +2672,15 @@
       <w:rFonts w:cs="Arial"/>
     </w:rPr>
   </w:style>
-  <w:style w:type="paragraph" w:styleId="Cabealhoerodapuser">
-    <w:name w:val="Cabeçalho e rodapé (user)"/>
+  <w:style w:type="paragraph" w:styleId="Cabealhoerodap">
+    <w:name w:val="Cabeçalho e rodapé"/>
     <w:basedOn w:val="Normal"/>
     <w:qFormat/>
     <w:pPr/>
     <w:rPr/>
   </w:style>
-  <w:style w:type="paragraph" w:styleId="Cabealhoerodap">
-    <w:name w:val="Cabeçalho e rodapé"/>
+  <w:style w:type="paragraph" w:styleId="Cabealhoerodapuser">
+    <w:name w:val="Cabeçalho e rodapé (user)"/>
     <w:basedOn w:val="Normal"/>
     <w:qFormat/>
     <w:pPr/>
@@ -2767,15 +2750,15 @@
       <w:lang w:eastAsia="pt-BR"/>
     </w:rPr>
   </w:style>
-  <w:style w:type="paragraph" w:styleId="Contedodoquadrouser">
-    <w:name w:val="Conteúdo do quadro (user)"/>
+  <w:style w:type="paragraph" w:styleId="Contedodoquadro">
+    <w:name w:val="Conteúdo do quadro"/>
     <w:basedOn w:val="Normal"/>
     <w:qFormat/>
     <w:pPr/>
     <w:rPr/>
   </w:style>
-  <w:style w:type="paragraph" w:styleId="Contedodoquadro">
-    <w:name w:val="Conteúdo do quadro"/>
+  <w:style w:type="paragraph" w:styleId="Contedodoquadrouser">
+    <w:name w:val="Conteúdo do quadro (user)"/>
     <w:basedOn w:val="Normal"/>
     <w:qFormat/>
     <w:pPr/>
@@ -2820,8 +2803,8 @@
       <w:lang w:val="pt-BR" w:eastAsia="pt-BR" w:bidi="ar-SA"/>
     </w:rPr>
   </w:style>
-  <w:style w:type="numbering" w:styleId="Semlistauser" w:default="1">
-    <w:name w:val="Sem lista (user)"/>
+  <w:style w:type="numbering" w:styleId="Semlista" w:default="1">
+    <w:name w:val="Sem lista"/>
     <w:uiPriority w:val="99"/>
     <w:semiHidden/>
     <w:unhideWhenUsed/>
